--- a/Docs Projeto Java RHCofril/Comando Gerar Exect. sem Java.docx
+++ b/Docs Projeto Java RHCofril/Comando Gerar Exect. sem Java.docx
@@ -45,23 +45,7 @@
           <w:b/>
           <w:bCs/>
         </w:rPr>
-        <w:t xml:space="preserve">Clean </w:t>
-      </w:r>
-      <w:proofErr w:type="spellStart"/>
-      <w:r>
-        <w:rPr>
-          <w:b/>
-          <w:bCs/>
-        </w:rPr>
-        <w:t>and</w:t>
-      </w:r>
-      <w:proofErr w:type="spellEnd"/>
-      <w:r>
-        <w:rPr>
-          <w:b/>
-          <w:bCs/>
-        </w:rPr>
-        <w:t xml:space="preserve"> Build</w:t>
+        <w:t>Clean and Build</w:t>
       </w:r>
     </w:p>
     <w:p>
@@ -70,13 +54,8 @@
       </w:r>
     </w:p>
     <w:p>
-      <w:proofErr w:type="spellStart"/>
-      <w:r>
-        <w:t>ProjetoCofril</w:t>
-      </w:r>
-      <w:proofErr w:type="spellEnd"/>
-      <w:r>
-        <w:t>\target\ProjetoCofril-1.0-jar-with-dependencies.jar</w:t>
+      <w:r>
+        <w:t>ProjetoCofril\target\ProjetoCofril-1.0-jar-with-dependencies.jar</w:t>
       </w:r>
     </w:p>
     <w:p/>
@@ -100,21 +79,8 @@
           <w:sz w:val="24"/>
           <w:szCs w:val="24"/>
         </w:rPr>
-        <w:t xml:space="preserve">*Apague a pasta </w:t>
-      </w:r>
-      <w:proofErr w:type="spellStart"/>
-      <w:r>
-        <w:rPr>
-          <w:b/>
-          <w:bCs/>
-          <w:i/>
-          <w:iCs/>
-          <w:sz w:val="24"/>
-          <w:szCs w:val="24"/>
-        </w:rPr>
-        <w:t>ProjetoCofrilApp</w:t>
-      </w:r>
-      <w:proofErr w:type="spellEnd"/>
+        <w:t>*Apague a pasta ProjetoCofrilApp</w:t>
+      </w:r>
     </w:p>
     <w:p>
       <w:r>
@@ -162,11 +128,9 @@
       </w:r>
     </w:p>
     <w:p>
-      <w:proofErr w:type="spellStart"/>
       <w:r>
         <w:t>cd</w:t>
       </w:r>
-      <w:proofErr w:type="spellEnd"/>
     </w:p>
     <w:p>
       <w:r>
@@ -207,175 +171,14 @@
           <w:b/>
           <w:bCs/>
         </w:rPr>
-        <w:t xml:space="preserve"> </w:t>
-      </w:r>
-      <w:proofErr w:type="spellStart"/>
-      <w:r>
-        <w:rPr>
-          <w:b/>
-          <w:bCs/>
-        </w:rPr>
-        <w:t>ProjetoCofrill</w:t>
-      </w:r>
-      <w:proofErr w:type="spellEnd"/>
-      <w:r>
-        <w:rPr>
-          <w:b/>
-          <w:bCs/>
-        </w:rPr>
-        <w:t xml:space="preserve"> (RH)</w:t>
-      </w:r>
-    </w:p>
-    <w:p>
-      <w:pPr>
-        <w:rPr>
-          <w:color w:val="EE0000"/>
-        </w:rPr>
-      </w:pPr>
-      <w:proofErr w:type="spellStart"/>
-      <w:r>
-        <w:rPr>
-          <w:color w:val="EE0000"/>
-        </w:rPr>
-        <w:t>jpackage</w:t>
-      </w:r>
-      <w:proofErr w:type="spellEnd"/>
-      <w:r>
-        <w:rPr>
-          <w:color w:val="EE0000"/>
-        </w:rPr>
-        <w:t xml:space="preserve"> --</w:t>
-      </w:r>
-      <w:proofErr w:type="spellStart"/>
-      <w:r>
-        <w:rPr>
-          <w:color w:val="EE0000"/>
-        </w:rPr>
-        <w:t>type</w:t>
-      </w:r>
-      <w:proofErr w:type="spellEnd"/>
-      <w:r>
-        <w:rPr>
-          <w:color w:val="EE0000"/>
-        </w:rPr>
-        <w:t xml:space="preserve"> app-</w:t>
-      </w:r>
-      <w:proofErr w:type="spellStart"/>
-      <w:r>
-        <w:rPr>
-          <w:color w:val="EE0000"/>
-        </w:rPr>
-        <w:t>image</w:t>
-      </w:r>
-      <w:proofErr w:type="spellEnd"/>
-      <w:r>
-        <w:rPr>
-          <w:color w:val="EE0000"/>
-        </w:rPr>
-        <w:t xml:space="preserve"> --input target --</w:t>
-      </w:r>
-      <w:proofErr w:type="spellStart"/>
-      <w:r>
-        <w:rPr>
-          <w:color w:val="EE0000"/>
-        </w:rPr>
-        <w:t>main-jar</w:t>
-      </w:r>
-      <w:proofErr w:type="spellEnd"/>
-      <w:r>
-        <w:rPr>
-          <w:color w:val="EE0000"/>
-        </w:rPr>
-        <w:t xml:space="preserve"> ProjetoCofril-1.0-jar-with-dependencies.jar --</w:t>
-      </w:r>
-      <w:proofErr w:type="spellStart"/>
-      <w:r>
-        <w:rPr>
-          <w:color w:val="EE0000"/>
-        </w:rPr>
-        <w:t>main-class</w:t>
-      </w:r>
-      <w:proofErr w:type="spellEnd"/>
-      <w:r>
-        <w:rPr>
-          <w:color w:val="EE0000"/>
-        </w:rPr>
-        <w:t xml:space="preserve"> </w:t>
-      </w:r>
-      <w:proofErr w:type="spellStart"/>
-      <w:r>
-        <w:rPr>
-          <w:color w:val="EE0000"/>
-        </w:rPr>
-        <w:t>br.com.Visao.TelaLogin</w:t>
-      </w:r>
-      <w:proofErr w:type="spellEnd"/>
-      <w:r>
-        <w:rPr>
-          <w:color w:val="EE0000"/>
-        </w:rPr>
-        <w:t xml:space="preserve"> --</w:t>
-      </w:r>
-      <w:proofErr w:type="spellStart"/>
-      <w:r>
-        <w:rPr>
-          <w:color w:val="EE0000"/>
-        </w:rPr>
-        <w:t>name</w:t>
-      </w:r>
-      <w:proofErr w:type="spellEnd"/>
-      <w:r>
-        <w:rPr>
-          <w:color w:val="EE0000"/>
-        </w:rPr>
-        <w:t xml:space="preserve"> </w:t>
-      </w:r>
-      <w:proofErr w:type="spellStart"/>
-      <w:r>
-        <w:rPr>
-          <w:color w:val="EE0000"/>
-        </w:rPr>
-        <w:t>ProjetoCofrilApp</w:t>
-      </w:r>
-      <w:proofErr w:type="spellEnd"/>
-      <w:r>
-        <w:rPr>
-          <w:color w:val="EE0000"/>
-        </w:rPr>
-        <w:t xml:space="preserve"> --</w:t>
-      </w:r>
-      <w:proofErr w:type="spellStart"/>
-      <w:r>
-        <w:rPr>
-          <w:color w:val="EE0000"/>
-        </w:rPr>
-        <w:t>java-options</w:t>
-      </w:r>
-      <w:proofErr w:type="spellEnd"/>
-      <w:r>
-        <w:rPr>
-          <w:color w:val="EE0000"/>
-        </w:rPr>
-        <w:t xml:space="preserve"> "-</w:t>
-      </w:r>
-      <w:proofErr w:type="spellStart"/>
-      <w:r>
-        <w:rPr>
-          <w:color w:val="EE0000"/>
-        </w:rPr>
-        <w:t>Dfile.encoding</w:t>
-      </w:r>
-      <w:proofErr w:type="spellEnd"/>
-      <w:r>
-        <w:rPr>
-          <w:color w:val="EE0000"/>
-        </w:rPr>
-        <w:t>=UTF-8"</w:t>
-      </w:r>
-      <w:r>
-        <w:rPr>
-          <w:color w:val="EE0000"/>
-        </w:rPr>
+        <w:t xml:space="preserve"> ProjetoCofrill (RH)</w:t>
+      </w:r>
+    </w:p>
+    <w:p>
+      <w:r>
+        <w:t>jpackage --type app-image --input target --main-jar ProjetoCofril-1.0-jar-with-dependencies.jar --main-class br.com.Visao.TelaLogin --name ProjetoCofrilApp --java-options "-Dfile.encoding=UTF-8"</w:t>
+      </w:r>
+      <w:r>
         <w:t>"</w:t>
       </w:r>
     </w:p>
@@ -412,7 +215,6 @@
         </w:rPr>
         <w:t xml:space="preserve"> a pasta </w:t>
       </w:r>
-      <w:proofErr w:type="spellStart"/>
       <w:r>
         <w:rPr>
           <w:b/>
@@ -421,14 +223,12 @@
         </w:rPr>
         <w:t>PostGres</w:t>
       </w:r>
-      <w:proofErr w:type="spellEnd"/>
       <w:r>
         <w:rPr>
           <w:color w:val="77206D" w:themeColor="accent5" w:themeShade="BF"/>
         </w:rPr>
         <w:t xml:space="preserve"> para dentro na pasta </w:t>
       </w:r>
-      <w:proofErr w:type="spellStart"/>
       <w:r>
         <w:rPr>
           <w:b/>
@@ -445,7 +245,6 @@
         </w:rPr>
         <w:t>App</w:t>
       </w:r>
-      <w:proofErr w:type="spellEnd"/>
       <w:r>
         <w:rPr>
           <w:b/>
@@ -511,17 +310,86 @@
           <w:b/>
           <w:bCs/>
         </w:rPr>
-        <w:t xml:space="preserve"> </w:t>
-      </w:r>
-      <w:proofErr w:type="spellStart"/>
-      <w:r>
-        <w:rPr>
-          <w:b/>
-          <w:bCs/>
-        </w:rPr>
-        <w:t>ProjetoSESMT</w:t>
-      </w:r>
-      <w:proofErr w:type="spellEnd"/>
+        <w:t xml:space="preserve"> ProjetoSESMT</w:t>
+      </w:r>
+    </w:p>
+    <w:p>
+      <w:pPr>
+        <w:pBdr>
+          <w:bottom w:val="single" w:sz="12" w:space="1" w:color="auto"/>
+        </w:pBdr>
+      </w:pPr>
+      <w:r>
+        <w:t>jpackage --type app-image --input target --main-jar ProjetoSESMT-1.0-SNAPSHOT-jar-with-dependencies.jar --main-class br.com.Visao.TelaArmarios --name ProjetoSESMTApp --java-options "-Dfile.encoding=UTF-8"</w:t>
+      </w:r>
+    </w:p>
+    <w:p>
+      <w:pPr>
+        <w:pBdr>
+          <w:bottom w:val="single" w:sz="12" w:space="1" w:color="auto"/>
+        </w:pBdr>
+      </w:pPr>
+    </w:p>
+    <w:p>
+      <w:pPr>
+        <w:rPr>
+          <w:rFonts w:ascii="Segoe UI Emoji" w:hAnsi="Segoe UI Emoji" w:cs="Segoe UI Emoji"/>
+          <w:b/>
+          <w:bCs/>
+        </w:rPr>
+      </w:pPr>
+      <w:r>
+        <w:rPr>
+          <w:rFonts w:ascii="Segoe UI Emoji" w:hAnsi="Segoe UI Emoji" w:cs="Segoe UI Emoji"/>
+          <w:b/>
+          <w:bCs/>
+        </w:rPr>
+        <w:t>ATIVO</w:t>
+      </w:r>
+    </w:p>
+    <w:p>
+      <w:pPr>
+        <w:rPr>
+          <w:b/>
+          <w:bCs/>
+        </w:rPr>
+      </w:pPr>
+      <w:r>
+        <w:rPr>
+          <w:rFonts w:ascii="Segoe UI Emoji" w:hAnsi="Segoe UI Emoji" w:cs="Segoe UI Emoji"/>
+          <w:b/>
+          <w:bCs/>
+        </w:rPr>
+        <w:t>✅</w:t>
+      </w:r>
+      <w:r>
+        <w:rPr>
+          <w:b/>
+          <w:bCs/>
+        </w:rPr>
+        <w:t xml:space="preserve"> PASSO </w:t>
+      </w:r>
+      <w:r>
+        <w:rPr>
+          <w:b/>
+          <w:bCs/>
+        </w:rPr>
+        <w:t>5</w:t>
+      </w:r>
+      <w:r>
+        <w:rPr>
+          <w:b/>
+          <w:bCs/>
+        </w:rPr>
+        <w:t xml:space="preserve"> — Rode esse comando seguro</w:t>
+      </w:r>
+      <w:r>
+        <w:rPr>
+          <w:b/>
+          <w:bCs/>
+        </w:rPr>
+        <w:t xml:space="preserve"> ProjetoRH (versão nova do ProjetoCofrilAPP)</w:t>
+      </w:r>
     </w:p>
     <w:p>
       <w:pPr>
@@ -529,419 +397,54 @@
           <w:color w:val="EE0000"/>
         </w:rPr>
       </w:pPr>
-      <w:proofErr w:type="spellStart"/>
       <w:r>
         <w:rPr>
           <w:color w:val="EE0000"/>
         </w:rPr>
-        <w:t>jpackage</w:t>
-      </w:r>
-      <w:proofErr w:type="spellEnd"/>
+        <w:t>jpackage --type app-image --input target --main-jar Projeto</w:t>
+      </w:r>
       <w:r>
         <w:rPr>
           <w:color w:val="EE0000"/>
         </w:rPr>
-        <w:t xml:space="preserve"> --</w:t>
-      </w:r>
-      <w:proofErr w:type="spellStart"/>
+        <w:t>RH</w:t>
+      </w:r>
       <w:r>
         <w:rPr>
           <w:color w:val="EE0000"/>
         </w:rPr>
-        <w:t>type</w:t>
-      </w:r>
-      <w:proofErr w:type="spellEnd"/>
+        <w:t>-1.0-jar-with-dependencies.jar --main-class br.com.Visao.TelaLogin</w:t>
+      </w:r>
       <w:r>
         <w:rPr>
           <w:color w:val="EE0000"/>
         </w:rPr>
-        <w:t xml:space="preserve"> app-</w:t>
-      </w:r>
-      <w:proofErr w:type="spellStart"/>
+        <w:t>Nova</w:t>
+      </w:r>
       <w:r>
         <w:rPr>
           <w:color w:val="EE0000"/>
         </w:rPr>
-        <w:t>image</w:t>
-      </w:r>
-      <w:proofErr w:type="spellEnd"/>
+        <w:t xml:space="preserve"> --name Projeto</w:t>
+      </w:r>
       <w:r>
         <w:rPr>
           <w:color w:val="EE0000"/>
         </w:rPr>
-        <w:t xml:space="preserve"> --input target --</w:t>
-      </w:r>
-      <w:proofErr w:type="spellStart"/>
+        <w:t>RH</w:t>
+      </w:r>
       <w:r>
         <w:rPr>
           <w:color w:val="EE0000"/>
         </w:rPr>
-        <w:t>main-jar</w:t>
-      </w:r>
-      <w:proofErr w:type="spellEnd"/>
+        <w:t>App --java-options "-Dfile.encoding=UTF-8"</w:t>
+      </w:r>
       <w:r>
         <w:rPr>
           <w:color w:val="EE0000"/>
         </w:rPr>
-        <w:t xml:space="preserve"> ProjetoSESMT-1.0-SNAPSHOT-jar-with-dependencies.jar --</w:t>
-      </w:r>
-      <w:proofErr w:type="spellStart"/>
-      <w:r>
-        <w:rPr>
-          <w:color w:val="EE0000"/>
-        </w:rPr>
-        <w:t>main-class</w:t>
-      </w:r>
-      <w:proofErr w:type="spellEnd"/>
-      <w:r>
-        <w:rPr>
-          <w:color w:val="EE0000"/>
-        </w:rPr>
-        <w:t xml:space="preserve"> </w:t>
-      </w:r>
-      <w:proofErr w:type="spellStart"/>
-      <w:r>
-        <w:rPr>
-          <w:color w:val="EE0000"/>
-        </w:rPr>
-        <w:t>br.com.Visao.TelaArmarios</w:t>
-      </w:r>
-      <w:proofErr w:type="spellEnd"/>
-      <w:r>
-        <w:rPr>
-          <w:color w:val="EE0000"/>
-        </w:rPr>
-        <w:t xml:space="preserve"> --</w:t>
-      </w:r>
-      <w:proofErr w:type="spellStart"/>
-      <w:r>
-        <w:rPr>
-          <w:color w:val="EE0000"/>
-        </w:rPr>
-        <w:t>name</w:t>
-      </w:r>
-      <w:proofErr w:type="spellEnd"/>
-      <w:r>
-        <w:rPr>
-          <w:color w:val="EE0000"/>
-        </w:rPr>
-        <w:t xml:space="preserve"> </w:t>
-      </w:r>
-      <w:proofErr w:type="spellStart"/>
-      <w:r>
-        <w:rPr>
-          <w:color w:val="EE0000"/>
-        </w:rPr>
-        <w:t>ProjetoSESMTApp</w:t>
-      </w:r>
-      <w:proofErr w:type="spellEnd"/>
-      <w:r>
-        <w:rPr>
-          <w:color w:val="EE0000"/>
-        </w:rPr>
-        <w:t xml:space="preserve"> --</w:t>
-      </w:r>
-      <w:proofErr w:type="spellStart"/>
-      <w:r>
-        <w:rPr>
-          <w:color w:val="EE0000"/>
-        </w:rPr>
-        <w:t>java-options</w:t>
-      </w:r>
-      <w:proofErr w:type="spellEnd"/>
-      <w:r>
-        <w:rPr>
-          <w:color w:val="EE0000"/>
-        </w:rPr>
-        <w:t xml:space="preserve"> "-</w:t>
-      </w:r>
-      <w:proofErr w:type="spellStart"/>
-      <w:r>
-        <w:rPr>
-          <w:color w:val="EE0000"/>
-        </w:rPr>
-        <w:t>Dfile.encoding</w:t>
-      </w:r>
-      <w:proofErr w:type="spellEnd"/>
-      <w:r>
-        <w:rPr>
-          <w:color w:val="EE0000"/>
-        </w:rPr>
-        <w:t>=UTF-8"</w:t>
-      </w:r>
-    </w:p>
-    <w:p>
-      <w:pPr>
-        <w:rPr>
-          <w:color w:val="EE0000"/>
-        </w:rPr>
-      </w:pPr>
-    </w:p>
-    <w:p>
-      <w:pPr>
-        <w:rPr>
-          <w:b/>
-          <w:bCs/>
-        </w:rPr>
-      </w:pPr>
-      <w:r>
-        <w:rPr>
-          <w:rFonts w:ascii="Segoe UI Emoji" w:hAnsi="Segoe UI Emoji" w:cs="Segoe UI Emoji"/>
-          <w:b/>
-          <w:bCs/>
-        </w:rPr>
-        <w:t>✅</w:t>
-      </w:r>
-      <w:r>
-        <w:rPr>
-          <w:b/>
-          <w:bCs/>
-        </w:rPr>
-        <w:t xml:space="preserve"> PASSO </w:t>
-      </w:r>
-      <w:r>
-        <w:rPr>
-          <w:b/>
-          <w:bCs/>
-        </w:rPr>
-        <w:t>5</w:t>
-      </w:r>
-      <w:r>
-        <w:rPr>
-          <w:b/>
-          <w:bCs/>
-        </w:rPr>
-        <w:t xml:space="preserve"> — Rode esse comando seguro</w:t>
-      </w:r>
-      <w:r>
-        <w:rPr>
-          <w:b/>
-          <w:bCs/>
-        </w:rPr>
-        <w:t xml:space="preserve"> </w:t>
-      </w:r>
-      <w:proofErr w:type="spellStart"/>
-      <w:r>
-        <w:rPr>
-          <w:b/>
-          <w:bCs/>
-        </w:rPr>
-        <w:t>ProjetoRH</w:t>
-      </w:r>
-      <w:proofErr w:type="spellEnd"/>
-      <w:r>
-        <w:rPr>
-          <w:b/>
-          <w:bCs/>
-        </w:rPr>
-        <w:t xml:space="preserve"> (versão nova do </w:t>
-      </w:r>
-      <w:proofErr w:type="spellStart"/>
-      <w:r>
-        <w:rPr>
-          <w:b/>
-          <w:bCs/>
-        </w:rPr>
-        <w:t>ProjetoCofrilAPP</w:t>
-      </w:r>
-      <w:proofErr w:type="spellEnd"/>
-      <w:r>
-        <w:rPr>
-          <w:b/>
-          <w:bCs/>
-        </w:rPr>
-        <w:t>)</w:t>
-      </w:r>
-    </w:p>
-    <w:p>
-      <w:pPr>
-        <w:rPr>
-          <w:color w:val="EE0000"/>
-        </w:rPr>
-      </w:pPr>
-      <w:proofErr w:type="spellStart"/>
-      <w:r>
-        <w:rPr>
-          <w:color w:val="EE0000"/>
-        </w:rPr>
-        <w:t>jpackage</w:t>
-      </w:r>
-      <w:proofErr w:type="spellEnd"/>
-      <w:r>
-        <w:rPr>
-          <w:color w:val="EE0000"/>
-        </w:rPr>
-        <w:t xml:space="preserve"> --</w:t>
-      </w:r>
-      <w:proofErr w:type="spellStart"/>
-      <w:r>
-        <w:rPr>
-          <w:color w:val="EE0000"/>
-        </w:rPr>
-        <w:t>type</w:t>
-      </w:r>
-      <w:proofErr w:type="spellEnd"/>
-      <w:r>
-        <w:rPr>
-          <w:color w:val="EE0000"/>
-        </w:rPr>
-        <w:t xml:space="preserve"> app-</w:t>
-      </w:r>
-      <w:proofErr w:type="spellStart"/>
-      <w:r>
-        <w:rPr>
-          <w:color w:val="EE0000"/>
-        </w:rPr>
-        <w:t>image</w:t>
-      </w:r>
-      <w:proofErr w:type="spellEnd"/>
-      <w:r>
-        <w:rPr>
-          <w:color w:val="EE0000"/>
-        </w:rPr>
-        <w:t xml:space="preserve"> --input target --</w:t>
-      </w:r>
-      <w:proofErr w:type="spellStart"/>
-      <w:r>
-        <w:rPr>
-          <w:color w:val="EE0000"/>
-        </w:rPr>
-        <w:t>main-jar</w:t>
-      </w:r>
-      <w:proofErr w:type="spellEnd"/>
-      <w:r>
-        <w:rPr>
-          <w:color w:val="EE0000"/>
-        </w:rPr>
-        <w:t xml:space="preserve"> Projeto</w:t>
-      </w:r>
-      <w:r>
-        <w:rPr>
-          <w:color w:val="EE0000"/>
-        </w:rPr>
-        <w:t>RH</w:t>
-      </w:r>
-      <w:r>
-        <w:rPr>
-          <w:color w:val="EE0000"/>
-        </w:rPr>
-        <w:t>-1.0-jar-with-dependencies.jar --</w:t>
-      </w:r>
-      <w:proofErr w:type="spellStart"/>
-      <w:r>
-        <w:rPr>
-          <w:color w:val="EE0000"/>
-        </w:rPr>
-        <w:t>main-class</w:t>
-      </w:r>
-      <w:proofErr w:type="spellEnd"/>
-      <w:r>
-        <w:rPr>
-          <w:color w:val="EE0000"/>
-        </w:rPr>
-        <w:t xml:space="preserve"> </w:t>
-      </w:r>
-      <w:proofErr w:type="spellStart"/>
-      <w:r>
-        <w:rPr>
-          <w:color w:val="EE0000"/>
-        </w:rPr>
-        <w:t>br.com.Visao.TelaLogin</w:t>
-      </w:r>
-      <w:r>
-        <w:rPr>
-          <w:color w:val="EE0000"/>
-        </w:rPr>
-        <w:t>Nova</w:t>
-      </w:r>
-      <w:proofErr w:type="spellEnd"/>
-      <w:r>
-        <w:rPr>
-          <w:color w:val="EE0000"/>
-        </w:rPr>
-        <w:t xml:space="preserve"> --</w:t>
-      </w:r>
-      <w:proofErr w:type="spellStart"/>
-      <w:r>
-        <w:rPr>
-          <w:color w:val="EE0000"/>
-        </w:rPr>
-        <w:t>name</w:t>
-      </w:r>
-      <w:proofErr w:type="spellEnd"/>
-      <w:r>
-        <w:rPr>
-          <w:color w:val="EE0000"/>
-        </w:rPr>
-        <w:t xml:space="preserve"> </w:t>
-      </w:r>
-      <w:proofErr w:type="spellStart"/>
-      <w:r>
-        <w:rPr>
-          <w:color w:val="EE0000"/>
-        </w:rPr>
-        <w:t>Projeto</w:t>
-      </w:r>
-      <w:r>
-        <w:rPr>
-          <w:color w:val="EE0000"/>
-        </w:rPr>
-        <w:t>RH</w:t>
-      </w:r>
-      <w:r>
-        <w:rPr>
-          <w:color w:val="EE0000"/>
-        </w:rPr>
-        <w:t>App</w:t>
-      </w:r>
-      <w:proofErr w:type="spellEnd"/>
-      <w:r>
-        <w:rPr>
-          <w:color w:val="EE0000"/>
-        </w:rPr>
-        <w:t xml:space="preserve"> --</w:t>
-      </w:r>
-      <w:proofErr w:type="spellStart"/>
-      <w:r>
-        <w:rPr>
-          <w:color w:val="EE0000"/>
-        </w:rPr>
-        <w:t>java-options</w:t>
-      </w:r>
-      <w:proofErr w:type="spellEnd"/>
-      <w:r>
-        <w:rPr>
-          <w:color w:val="EE0000"/>
-        </w:rPr>
-        <w:t xml:space="preserve"> "-</w:t>
-      </w:r>
-      <w:proofErr w:type="spellStart"/>
-      <w:r>
-        <w:rPr>
-          <w:color w:val="EE0000"/>
-        </w:rPr>
-        <w:t>Dfile.encoding</w:t>
-      </w:r>
-      <w:proofErr w:type="spellEnd"/>
-      <w:r>
-        <w:rPr>
-          <w:color w:val="EE0000"/>
-        </w:rPr>
-        <w:t>=UTF-8"</w:t>
-      </w:r>
-      <w:r>
-        <w:rPr>
-          <w:color w:val="EE0000"/>
-        </w:rPr>
         <w:t>"</w:t>
       </w:r>
-    </w:p>
-    <w:p>
-      <w:pPr>
-        <w:rPr>
-          <w:color w:val="EE0000"/>
-        </w:rPr>
-      </w:pPr>
     </w:p>
     <w:p>
       <w:pPr>
@@ -968,7 +471,6 @@
         </w:rPr>
         <w:t xml:space="preserve"> a pasta </w:t>
       </w:r>
-      <w:proofErr w:type="spellStart"/>
       <w:r>
         <w:rPr>
           <w:b/>
@@ -977,14 +479,12 @@
         </w:rPr>
         <w:t>PostGres</w:t>
       </w:r>
-      <w:proofErr w:type="spellEnd"/>
       <w:r>
         <w:rPr>
           <w:color w:val="77206D" w:themeColor="accent5" w:themeShade="BF"/>
         </w:rPr>
         <w:t xml:space="preserve"> para dentro na pasta </w:t>
       </w:r>
-      <w:proofErr w:type="spellStart"/>
       <w:r>
         <w:rPr>
           <w:b/>
@@ -1001,7 +501,6 @@
         </w:rPr>
         <w:t>App</w:t>
       </w:r>
-      <w:proofErr w:type="spellEnd"/>
       <w:r>
         <w:rPr>
           <w:b/>
@@ -1027,6 +526,260 @@
       </w:pPr>
     </w:p>
     <w:p>
+      <w:r>
+        <w:t>Obs:</w:t>
+      </w:r>
+      <w:r>
+        <w:t xml:space="preserve"> </w:t>
+      </w:r>
+    </w:p>
+    <w:p>
+      <w:r>
+        <w:t>0 – gere o arquivo no NetBeans-&gt; “Clear and Build”</w:t>
+      </w:r>
+    </w:p>
+    <w:p>
+      <w:r>
+        <w:t xml:space="preserve">1 - dentro de </w:t>
+      </w:r>
+      <w:r>
+        <w:rPr>
+          <w:i/>
+          <w:iCs/>
+          <w:color w:val="3A7C22" w:themeColor="accent6" w:themeShade="BF"/>
+        </w:rPr>
+        <w:t>C:\Users\Lavanderia\Documents\NetBeansProjects\ProjetoRH</w:t>
+      </w:r>
+      <w:r>
+        <w:rPr>
+          <w:color w:val="3A7C22" w:themeColor="accent6" w:themeShade="BF"/>
+        </w:rPr>
+        <w:t xml:space="preserve"> </w:t>
+      </w:r>
+      <w:r>
+        <w:t xml:space="preserve">apague a pasta </w:t>
+      </w:r>
+      <w:r>
+        <w:rPr>
+          <w:i/>
+          <w:iCs/>
+          <w:color w:val="3A7C22" w:themeColor="accent6" w:themeShade="BF"/>
+        </w:rPr>
+        <w:t>ProjetoRHApp</w:t>
+      </w:r>
+      <w:r>
+        <w:rPr>
+          <w:i/>
+          <w:iCs/>
+        </w:rPr>
+        <w:br/>
+      </w:r>
+      <w:r>
+        <w:t xml:space="preserve">2 – no prompt de comando </w:t>
+      </w:r>
+      <w:r>
+        <w:t>ainda dentro do mesmo do caminh</w:t>
+      </w:r>
+      <w:r>
+        <w:t>o</w:t>
+      </w:r>
+      <w:r>
+        <w:t xml:space="preserve"> cima, </w:t>
+      </w:r>
+      <w:r>
+        <w:t>rode o c</w:t>
+      </w:r>
+      <w:r>
+        <w:t>o</w:t>
+      </w:r>
+      <w:r>
+        <w:t>m</w:t>
+      </w:r>
+      <w:r>
+        <w:t>ando</w:t>
+      </w:r>
+      <w:r>
+        <w:t xml:space="preserve"> do passo 5</w:t>
+      </w:r>
+      <w:r>
+        <w:t>.</w:t>
+      </w:r>
+      <w:r>
+        <w:br/>
+        <w:t xml:space="preserve">3 – copie a pasta </w:t>
+      </w:r>
+      <w:r>
+        <w:rPr>
+          <w:i/>
+          <w:iCs/>
+          <w:color w:val="3A7C22" w:themeColor="accent6" w:themeShade="BF"/>
+        </w:rPr>
+        <w:t>Postgres</w:t>
+      </w:r>
+      <w:r>
+        <w:rPr>
+          <w:i/>
+          <w:iCs/>
+          <w:color w:val="3A7C22" w:themeColor="accent6" w:themeShade="BF"/>
+        </w:rPr>
+        <w:t xml:space="preserve"> (pasta necessária para fazer o Backup)</w:t>
+      </w:r>
+      <w:r>
+        <w:rPr>
+          <w:color w:val="3A7C22" w:themeColor="accent6" w:themeShade="BF"/>
+        </w:rPr>
+        <w:t xml:space="preserve"> </w:t>
+      </w:r>
+      <w:r>
+        <w:t xml:space="preserve">para dentro da nova pasta que foi criada de nome </w:t>
+      </w:r>
+      <w:r>
+        <w:rPr>
+          <w:i/>
+          <w:iCs/>
+          <w:color w:val="3A7C22" w:themeColor="accent6" w:themeShade="BF"/>
+        </w:rPr>
+        <w:t>ProjetoRHApp</w:t>
+      </w:r>
+      <w:r>
+        <w:rPr>
+          <w:i/>
+          <w:iCs/>
+          <w:color w:val="3A7C22" w:themeColor="accent6" w:themeShade="BF"/>
+        </w:rPr>
+        <w:t xml:space="preserve"> </w:t>
+      </w:r>
+      <w:r>
+        <w:rPr>
+          <w:i/>
+          <w:iCs/>
+          <w:color w:val="3A7C22" w:themeColor="accent6" w:themeShade="BF"/>
+        </w:rPr>
+        <w:br/>
+      </w:r>
+      <w:r>
+        <w:t xml:space="preserve">4 – Para disponibilizar a nova versão para os usurários:  em </w:t>
+      </w:r>
+      <w:r>
+        <w:rPr>
+          <w:i/>
+          <w:iCs/>
+          <w:color w:val="3A7C22" w:themeColor="accent6" w:themeShade="BF"/>
+        </w:rPr>
+        <w:t>F:\Lavanderia\Backup</w:t>
+      </w:r>
+      <w:r>
+        <w:rPr>
+          <w:color w:val="3A7C22" w:themeColor="accent6" w:themeShade="BF"/>
+        </w:rPr>
+        <w:t xml:space="preserve"> </w:t>
+      </w:r>
+      <w:r>
+        <w:t xml:space="preserve">apague a pasta  </w:t>
+      </w:r>
+      <w:r>
+        <w:rPr>
+          <w:i/>
+          <w:iCs/>
+          <w:color w:val="3A7C22" w:themeColor="accent6" w:themeShade="BF"/>
+        </w:rPr>
+        <w:t>ProjetoRHApp</w:t>
+      </w:r>
+      <w:r>
+        <w:rPr>
+          <w:i/>
+          <w:iCs/>
+          <w:color w:val="3A7C22" w:themeColor="accent6" w:themeShade="BF"/>
+        </w:rPr>
+        <w:t>.</w:t>
+      </w:r>
+      <w:r>
+        <w:rPr>
+          <w:i/>
+          <w:iCs/>
+          <w:color w:val="3A7C22" w:themeColor="accent6" w:themeShade="BF"/>
+        </w:rPr>
+        <w:br/>
+      </w:r>
+      <w:r>
+        <w:t xml:space="preserve">copie a pasta </w:t>
+      </w:r>
+      <w:r>
+        <w:rPr>
+          <w:i/>
+          <w:iCs/>
+          <w:color w:val="3A7C22" w:themeColor="accent6" w:themeShade="BF"/>
+        </w:rPr>
+        <w:t>ProjetoRHApp</w:t>
+      </w:r>
+      <w:r>
+        <w:rPr>
+          <w:i/>
+          <w:iCs/>
+          <w:color w:val="3A7C22" w:themeColor="accent6" w:themeShade="BF"/>
+        </w:rPr>
+        <w:t xml:space="preserve"> </w:t>
+      </w:r>
+      <w:r>
+        <w:t>que está em</w:t>
+      </w:r>
+      <w:r>
+        <w:rPr>
+          <w:i/>
+          <w:iCs/>
+        </w:rPr>
+        <w:t xml:space="preserve"> </w:t>
+      </w:r>
+      <w:r>
+        <w:rPr>
+          <w:i/>
+          <w:iCs/>
+          <w:color w:val="3A7C22" w:themeColor="accent6" w:themeShade="BF"/>
+        </w:rPr>
+        <w:t>C:\Users\Lavanderia\Documents\NetBeansProjects\ProjetoRH</w:t>
+      </w:r>
+      <w:r>
+        <w:rPr>
+          <w:i/>
+          <w:iCs/>
+          <w:color w:val="3A7C22" w:themeColor="accent6" w:themeShade="BF"/>
+        </w:rPr>
+        <w:t xml:space="preserve"> </w:t>
+      </w:r>
+      <w:r>
+        <w:t xml:space="preserve">para </w:t>
+      </w:r>
+      <w:r>
+        <w:rPr>
+          <w:i/>
+          <w:iCs/>
+          <w:color w:val="3A7C22" w:themeColor="accent6" w:themeShade="BF"/>
+        </w:rPr>
+        <w:t>F:\Lavanderia\Backup</w:t>
+      </w:r>
+      <w:r>
+        <w:rPr>
+          <w:i/>
+          <w:iCs/>
+          <w:color w:val="3A7C22" w:themeColor="accent6" w:themeShade="BF"/>
+        </w:rPr>
+        <w:t>.</w:t>
+      </w:r>
+      <w:r>
+        <w:br/>
+      </w:r>
+      <w:r>
+        <w:tab/>
+      </w:r>
+    </w:p>
+    <w:p>
+      <w:pPr>
+        <w:rPr>
+          <w:color w:val="EE0000"/>
+        </w:rPr>
+      </w:pPr>
+    </w:p>
+    <w:p>
       <w:pPr>
         <w:rPr>
           <w:color w:val="EE0000"/>
@@ -1079,15 +832,7 @@
         <w:t>✔</w:t>
       </w:r>
       <w:r>
-        <w:t xml:space="preserve"> --input target → Ele pega só o </w:t>
-      </w:r>
-      <w:proofErr w:type="spellStart"/>
-      <w:r>
-        <w:t>jar</w:t>
-      </w:r>
-      <w:proofErr w:type="spellEnd"/>
-      <w:r>
-        <w:t xml:space="preserve"> da target</w:t>
+        <w:t xml:space="preserve"> --input target → Ele pega só o jar da target</w:t>
       </w:r>
       <w:r>
         <w:br/>
@@ -1099,15 +844,7 @@
         <w:t>✔</w:t>
       </w:r>
       <w:r>
-        <w:t xml:space="preserve"> --</w:t>
-      </w:r>
-      <w:proofErr w:type="spellStart"/>
-      <w:r>
-        <w:t>dest</w:t>
-      </w:r>
-      <w:proofErr w:type="spellEnd"/>
-      <w:r>
-        <w:t xml:space="preserve"> build → Ele cria a aplicação na pasta build</w:t>
+        <w:t xml:space="preserve"> --dest build → Ele cria a aplicação na pasta build</w:t>
       </w:r>
       <w:r>
         <w:br/>
@@ -1188,17 +925,8 @@
           <w:b/>
           <w:bCs/>
         </w:rPr>
-        <w:t xml:space="preserve"> </w:t>
-      </w:r>
-      <w:proofErr w:type="gramStart"/>
-      <w:r>
-        <w:rPr>
-          <w:b/>
-          <w:bCs/>
-        </w:rPr>
-        <w:t>Resultado final</w:t>
-      </w:r>
-      <w:proofErr w:type="gramEnd"/>
+        <w:t xml:space="preserve"> Resultado final</w:t>
+      </w:r>
     </w:p>
     <w:p>
       <w:r>
@@ -1206,21 +934,8 @@
       </w:r>
     </w:p>
     <w:p>
-      <w:proofErr w:type="spellStart"/>
-      <w:r>
-        <w:t>ProjetoCofril</w:t>
-      </w:r>
-      <w:proofErr w:type="spellEnd"/>
-      <w:r>
-        <w:t>\build\</w:t>
-      </w:r>
-      <w:proofErr w:type="spellStart"/>
-      <w:r>
-        <w:t>ProjetoCofrilApp</w:t>
-      </w:r>
-      <w:proofErr w:type="spellEnd"/>
-      <w:r>
-        <w:t>\</w:t>
+      <w:r>
+        <w:t>ProjetoCofril\build\ProjetoCofrilApp\</w:t>
       </w:r>
     </w:p>
     <w:p>
@@ -1234,14 +949,7 @@
       </w:r>
       <w:r>
         <w:br/>
-      </w:r>
-      <w:proofErr w:type="spellStart"/>
-      <w:r>
-        <w:t>runtime</w:t>
-      </w:r>
-      <w:proofErr w:type="spellEnd"/>
-      <w:r>
-        <w:t>\</w:t>
+        <w:t>runtime\</w:t>
       </w:r>
       <w:r>
         <w:br/>
@@ -1287,17 +995,8 @@
           <w:b/>
           <w:bCs/>
         </w:rPr>
-        <w:t xml:space="preserve">a pasta inteira </w:t>
-      </w:r>
-      <w:proofErr w:type="spellStart"/>
-      <w:r>
-        <w:rPr>
-          <w:b/>
-          <w:bCs/>
-        </w:rPr>
-        <w:t>ProjetoCofrilApp</w:t>
-      </w:r>
-      <w:proofErr w:type="spellEnd"/>
+        <w:t>a pasta inteira ProjetoCofrilApp</w:t>
+      </w:r>
       <w:r>
         <w:t xml:space="preserve"> que está dentro de build.</w:t>
       </w:r>
@@ -1309,6 +1008,7 @@
     </w:p>
     <w:p>
       <w:r>
+        <w:lastRenderedPageBreak/>
         <w:t>ProjetoCofrilApp.exe</w:t>
       </w:r>
     </w:p>
